--- a/projects/india_patient_safety_surveillance/docs/manuscripts/target_journal_packages/ijmr_submission_candidate_round1/upload_manifest_ijmr_round1.docx
+++ b/projects/india_patient_safety_surveillance/docs/manuscripts/target_journal_packages/ijmr_submission_candidate_round1/upload_manifest_ijmr_round1.docx
@@ -93,6 +93,21 @@
           <w:rStyle w:val="VerbatimChar"/>
         </w:rPr>
         <w:t xml:space="preserve">05_figure_package_ijmr_round1.docx</w:t>
+      </w:r>
+    </w:p>
+    <w:p>
+      <w:pPr>
+        <w:pStyle w:val="Compact"/>
+        <w:numPr>
+          <w:ilvl w:val="0"/>
+          <w:numId w:val="1001"/>
+        </w:numPr>
+      </w:pPr>
+      <w:r>
+        <w:rPr>
+          <w:rStyle w:val="VerbatimChar"/>
+        </w:rPr>
+        <w:t xml:space="preserve">06_declarations_ijmr_round1.docx</w:t>
       </w:r>
     </w:p>
     <w:bookmarkEnd w:id="9"/>

--- a/projects/india_patient_safety_surveillance/docs/manuscripts/target_journal_packages/ijmr_submission_candidate_round1/upload_manifest_ijmr_round1.docx
+++ b/projects/india_patient_safety_surveillance/docs/manuscripts/target_journal_packages/ijmr_submission_candidate_round1/upload_manifest_ijmr_round1.docx
@@ -32,7 +32,7 @@
         <w:rPr>
           <w:rStyle w:val="VerbatimChar"/>
         </w:rPr>
-        <w:t xml:space="preserve">01_title_page_ijmr_round1.docx</w:t>
+        <w:t xml:space="preserve">01_first_page_file_ijmr_round1.docx</w:t>
       </w:r>
     </w:p>
     <w:p>
@@ -77,7 +77,7 @@
         <w:rPr>
           <w:rStyle w:val="VerbatimChar"/>
         </w:rPr>
-        <w:t xml:space="preserve">04_summary_table_ijmr_round1.docx</w:t>
+        <w:t xml:space="preserve">04_figures_ijmr_round1.docx</w:t>
       </w:r>
     </w:p>
     <w:p>
@@ -92,7 +92,7 @@
         <w:rPr>
           <w:rStyle w:val="VerbatimChar"/>
         </w:rPr>
-        <w:t xml:space="preserve">05_figure_package_ijmr_round1.docx</w:t>
+        <w:t xml:space="preserve">Table I is included in 02_blinded_manuscript_ijmr_round1.docx after References</w:t>
       </w:r>
     </w:p>
     <w:p>

--- a/projects/india_patient_safety_surveillance/docs/manuscripts/target_journal_packages/ijmr_submission_candidate_round1/upload_manifest_ijmr_round1.docx
+++ b/projects/india_patient_safety_surveillance/docs/manuscripts/target_journal_packages/ijmr_submission_candidate_round1/upload_manifest_ijmr_round1.docx
@@ -108,6 +108,21 @@
           <w:rStyle w:val="VerbatimChar"/>
         </w:rPr>
         <w:t xml:space="preserve">06_declarations_ijmr_round1.docx</w:t>
+      </w:r>
+    </w:p>
+    <w:p>
+      <w:pPr>
+        <w:pStyle w:val="Compact"/>
+        <w:numPr>
+          <w:ilvl w:val="0"/>
+          <w:numId w:val="1001"/>
+        </w:numPr>
+      </w:pPr>
+      <w:r>
+        <w:rPr>
+          <w:rStyle w:val="VerbatimChar"/>
+        </w:rPr>
+        <w:t xml:space="preserve">07_graphical_abstract_ijmr_round1.docx</w:t>
       </w:r>
     </w:p>
     <w:bookmarkEnd w:id="9"/>
